--- a/deliverables/SPRINT_V4-V9/_shared/NEW_V4-V9_SPRINT_MASTER_SOURCE_HIERARCHY_AND_NUMBER_MAP.docx
+++ b/deliverables/SPRINT_V4-V9/_shared/NEW_V4-V9_SPRINT_MASTER_SOURCE_HIERARCHY_AND_NUMBER_MAP.docx
@@ -68,7 +68,7 @@
         <w:rPr>
           <w:sz w:val="21"/>
         </w:rPr>
-        <w:t>Sunday, September 13, 2026 | 8:00 PM CT</w:t>
+        <w:t>Sunday, September 13, 2026 | 8:44 PM CT</w:t>
       </w:r>
     </w:p>
     <w:p>
@@ -1272,6 +1272,482 @@
           <w:color w:val="112345"/>
           <w:sz w:val="26"/>
         </w:rPr>
+        <w:t>SOURCE LAYER</w:t>
+      </w:r>
+    </w:p>
+    <w:p>
+      <w:pPr>
+        <w:spacing w:before="0" w:after="160"/>
+      </w:pPr>
+      <w:r>
+        <w:rPr>
+          <w:b w:val="0"/>
+          <w:i w:val="0"/>
+          <w:sz w:val="21"/>
+        </w:rPr>
+        <w:t>Five spoken sentences were replaced across NEW V6, NEW V8 and NEW V9 by explicit authorization on September 13. The supplied source is never edited: the corrected documents live in _source_v2, and a byte-identical copy of every supplied file is preserved under _source_v2/_pre_correction, so the change can be audited in both directions. The hashes below are the corrected layer, which is what every package was built from.</w:t>
+      </w:r>
+    </w:p>
+    <w:tbl>
+      <w:tblPr>
+        <w:tblW w:type="auto" w:w="0"/>
+        <w:jc w:val="left"/>
+        <w:tblBorders>
+          <w:top w:val="single" w:sz="4" w:space="0" w:color="C9BFA8"/>
+          <w:left w:val="single" w:sz="4" w:space="0" w:color="C9BFA8"/>
+          <w:bottom w:val="single" w:sz="4" w:space="0" w:color="C9BFA8"/>
+          <w:right w:val="single" w:sz="4" w:space="0" w:color="C9BFA8"/>
+          <w:insideH w:val="single" w:sz="4" w:space="0" w:color="C9BFA8"/>
+          <w:insideV w:val="single" w:sz="4" w:space="0" w:color="C9BFA8"/>
+        </w:tblBorders>
+        <w:tblLayout w:type="fixed"/>
+        <w:tblLook w:firstColumn="1" w:firstRow="1" w:lastColumn="0" w:lastRow="0" w:noHBand="0" w:noVBand="1" w:val="04A0"/>
+      </w:tblPr>
+      <w:tblGrid>
+        <w:gridCol w:w="3216"/>
+        <w:gridCol w:w="3216"/>
+        <w:gridCol w:w="3216"/>
+      </w:tblGrid>
+      <w:tr>
+        <w:trPr>
+          <w:tblHeader w:val="true"/>
+        </w:trPr>
+        <w:tc>
+          <w:tcPr>
+            <w:tcW w:type="dxa" w:w="1152"/>
+            <w:shd w:val="clear" w:color="auto" w:fill="F3EFE6"/>
+          </w:tcPr>
+          <w:p>
+            <w:pPr>
+              <w:spacing w:before="60" w:after="60" w:line="264" w:lineRule="auto"/>
+            </w:pPr>
+            <w:r/>
+            <w:r>
+              <w:rPr>
+                <w:b/>
+                <w:i w:val="0"/>
+                <w:color w:val="112345"/>
+                <w:sz w:val="17"/>
+              </w:rPr>
+            </w:r>
+          </w:p>
+        </w:tc>
+        <w:tc>
+          <w:tcPr>
+            <w:tcW w:type="dxa" w:w="6048"/>
+            <w:shd w:val="clear" w:color="auto" w:fill="F3EFE6"/>
+          </w:tcPr>
+          <w:p>
+            <w:pPr>
+              <w:spacing w:before="60" w:after="60" w:line="264" w:lineRule="auto"/>
+            </w:pPr>
+            <w:r/>
+            <w:r>
+              <w:rPr>
+                <w:b/>
+                <w:i w:val="0"/>
+                <w:color w:val="112345"/>
+                <w:sz w:val="17"/>
+              </w:rPr>
+              <w:t>SUPPLIED SOURCE, BEFORE CORRECTION</w:t>
+            </w:r>
+          </w:p>
+        </w:tc>
+        <w:tc>
+          <w:tcPr>
+            <w:tcW w:type="dxa" w:w="2448"/>
+            <w:shd w:val="clear" w:color="auto" w:fill="F3EFE6"/>
+          </w:tcPr>
+          <w:p>
+            <w:pPr>
+              <w:spacing w:before="60" w:after="60" w:line="264" w:lineRule="auto"/>
+            </w:pPr>
+            <w:r/>
+            <w:r>
+              <w:rPr>
+                <w:b/>
+                <w:i w:val="0"/>
+                <w:color w:val="112345"/>
+                <w:sz w:val="17"/>
+              </w:rPr>
+              <w:t>SENTENCES REPLACED</w:t>
+            </w:r>
+          </w:p>
+        </w:tc>
+      </w:tr>
+      <w:tr>
+        <w:tc>
+          <w:tcPr>
+            <w:tcW w:type="dxa" w:w="1152"/>
+          </w:tcPr>
+          <w:p>
+            <w:pPr>
+              <w:spacing w:before="60" w:after="60" w:line="264" w:lineRule="auto"/>
+            </w:pPr>
+            <w:r/>
+            <w:r>
+              <w:rPr>
+                <w:b w:val="0"/>
+                <w:i w:val="0"/>
+                <w:sz w:val="15"/>
+              </w:rPr>
+              <w:t>NEW V4</w:t>
+            </w:r>
+          </w:p>
+        </w:tc>
+        <w:tc>
+          <w:tcPr>
+            <w:tcW w:type="dxa" w:w="6048"/>
+          </w:tcPr>
+          <w:p>
+            <w:pPr>
+              <w:spacing w:before="60" w:after="60" w:line="264" w:lineRule="auto"/>
+            </w:pPr>
+            <w:r/>
+            <w:r>
+              <w:rPr>
+                <w:b w:val="0"/>
+                <w:i w:val="0"/>
+                <w:sz w:val="15"/>
+              </w:rPr>
+              <w:t>a06f0c3a13ce911f73eeefad052b7d4cbc2e1ad9bcbe2824c6929193f7741f89</w:t>
+            </w:r>
+          </w:p>
+        </w:tc>
+        <w:tc>
+          <w:tcPr>
+            <w:tcW w:type="dxa" w:w="2448"/>
+          </w:tcPr>
+          <w:p>
+            <w:pPr>
+              <w:spacing w:before="60" w:after="60" w:line="264" w:lineRule="auto"/>
+            </w:pPr>
+            <w:r/>
+            <w:r>
+              <w:rPr>
+                <w:b w:val="0"/>
+                <w:i w:val="0"/>
+                <w:sz w:val="15"/>
+              </w:rPr>
+              <w:t>none</w:t>
+            </w:r>
+          </w:p>
+        </w:tc>
+      </w:tr>
+      <w:tr>
+        <w:tc>
+          <w:tcPr>
+            <w:tcW w:type="dxa" w:w="1152"/>
+          </w:tcPr>
+          <w:p>
+            <w:pPr>
+              <w:spacing w:before="60" w:after="60" w:line="264" w:lineRule="auto"/>
+            </w:pPr>
+            <w:r/>
+            <w:r>
+              <w:rPr>
+                <w:b w:val="0"/>
+                <w:i w:val="0"/>
+                <w:sz w:val="15"/>
+              </w:rPr>
+              <w:t>NEW V5</w:t>
+            </w:r>
+          </w:p>
+        </w:tc>
+        <w:tc>
+          <w:tcPr>
+            <w:tcW w:type="dxa" w:w="6048"/>
+          </w:tcPr>
+          <w:p>
+            <w:pPr>
+              <w:spacing w:before="60" w:after="60" w:line="264" w:lineRule="auto"/>
+            </w:pPr>
+            <w:r/>
+            <w:r>
+              <w:rPr>
+                <w:b w:val="0"/>
+                <w:i w:val="0"/>
+                <w:sz w:val="15"/>
+              </w:rPr>
+              <w:t>54b9931daf7f8a8a54b7698d4cddd9909488948356b2d6cc7e312d76e111114e</w:t>
+            </w:r>
+          </w:p>
+        </w:tc>
+        <w:tc>
+          <w:tcPr>
+            <w:tcW w:type="dxa" w:w="2448"/>
+          </w:tcPr>
+          <w:p>
+            <w:pPr>
+              <w:spacing w:before="60" w:after="60" w:line="264" w:lineRule="auto"/>
+            </w:pPr>
+            <w:r/>
+            <w:r>
+              <w:rPr>
+                <w:b w:val="0"/>
+                <w:i w:val="0"/>
+                <w:sz w:val="15"/>
+              </w:rPr>
+              <w:t>none</w:t>
+            </w:r>
+          </w:p>
+        </w:tc>
+      </w:tr>
+      <w:tr>
+        <w:tc>
+          <w:tcPr>
+            <w:tcW w:type="dxa" w:w="1152"/>
+          </w:tcPr>
+          <w:p>
+            <w:pPr>
+              <w:spacing w:before="60" w:after="60" w:line="264" w:lineRule="auto"/>
+            </w:pPr>
+            <w:r/>
+            <w:r>
+              <w:rPr>
+                <w:b w:val="0"/>
+                <w:i w:val="0"/>
+                <w:sz w:val="15"/>
+              </w:rPr>
+              <w:t>NEW V6</w:t>
+            </w:r>
+          </w:p>
+        </w:tc>
+        <w:tc>
+          <w:tcPr>
+            <w:tcW w:type="dxa" w:w="6048"/>
+          </w:tcPr>
+          <w:p>
+            <w:pPr>
+              <w:spacing w:before="60" w:after="60" w:line="264" w:lineRule="auto"/>
+            </w:pPr>
+            <w:r/>
+            <w:r>
+              <w:rPr>
+                <w:b w:val="0"/>
+                <w:i w:val="0"/>
+                <w:sz w:val="15"/>
+              </w:rPr>
+              <w:t>042f0cbfc8d3f4acf98c71632e2c79b448c571fd268966b50d4041b3bed7b0af</w:t>
+            </w:r>
+          </w:p>
+        </w:tc>
+        <w:tc>
+          <w:tcPr>
+            <w:tcW w:type="dxa" w:w="2448"/>
+          </w:tcPr>
+          <w:p>
+            <w:pPr>
+              <w:spacing w:before="60" w:after="60" w:line="264" w:lineRule="auto"/>
+            </w:pPr>
+            <w:r/>
+            <w:r>
+              <w:rPr>
+                <w:b w:val="0"/>
+                <w:i w:val="0"/>
+                <w:sz w:val="15"/>
+              </w:rPr>
+              <w:t>1</w:t>
+            </w:r>
+          </w:p>
+        </w:tc>
+      </w:tr>
+      <w:tr>
+        <w:tc>
+          <w:tcPr>
+            <w:tcW w:type="dxa" w:w="1152"/>
+          </w:tcPr>
+          <w:p>
+            <w:pPr>
+              <w:spacing w:before="60" w:after="60" w:line="264" w:lineRule="auto"/>
+            </w:pPr>
+            <w:r/>
+            <w:r>
+              <w:rPr>
+                <w:b w:val="0"/>
+                <w:i w:val="0"/>
+                <w:sz w:val="15"/>
+              </w:rPr>
+              <w:t>NEW V7</w:t>
+            </w:r>
+          </w:p>
+        </w:tc>
+        <w:tc>
+          <w:tcPr>
+            <w:tcW w:type="dxa" w:w="6048"/>
+          </w:tcPr>
+          <w:p>
+            <w:pPr>
+              <w:spacing w:before="60" w:after="60" w:line="264" w:lineRule="auto"/>
+            </w:pPr>
+            <w:r/>
+            <w:r>
+              <w:rPr>
+                <w:b w:val="0"/>
+                <w:i w:val="0"/>
+                <w:sz w:val="15"/>
+              </w:rPr>
+              <w:t>be62a90961e84174336e4b110847258be94a7ecf711714fd2b1733fdd110ac17</w:t>
+            </w:r>
+          </w:p>
+        </w:tc>
+        <w:tc>
+          <w:tcPr>
+            <w:tcW w:type="dxa" w:w="2448"/>
+          </w:tcPr>
+          <w:p>
+            <w:pPr>
+              <w:spacing w:before="60" w:after="60" w:line="264" w:lineRule="auto"/>
+            </w:pPr>
+            <w:r/>
+            <w:r>
+              <w:rPr>
+                <w:b w:val="0"/>
+                <w:i w:val="0"/>
+                <w:sz w:val="15"/>
+              </w:rPr>
+              <w:t>none</w:t>
+            </w:r>
+          </w:p>
+        </w:tc>
+      </w:tr>
+      <w:tr>
+        <w:tc>
+          <w:tcPr>
+            <w:tcW w:type="dxa" w:w="1152"/>
+          </w:tcPr>
+          <w:p>
+            <w:pPr>
+              <w:spacing w:before="60" w:after="60" w:line="264" w:lineRule="auto"/>
+            </w:pPr>
+            <w:r/>
+            <w:r>
+              <w:rPr>
+                <w:b w:val="0"/>
+                <w:i w:val="0"/>
+                <w:sz w:val="15"/>
+              </w:rPr>
+              <w:t>NEW V8</w:t>
+            </w:r>
+          </w:p>
+        </w:tc>
+        <w:tc>
+          <w:tcPr>
+            <w:tcW w:type="dxa" w:w="6048"/>
+          </w:tcPr>
+          <w:p>
+            <w:pPr>
+              <w:spacing w:before="60" w:after="60" w:line="264" w:lineRule="auto"/>
+            </w:pPr>
+            <w:r/>
+            <w:r>
+              <w:rPr>
+                <w:b w:val="0"/>
+                <w:i w:val="0"/>
+                <w:sz w:val="15"/>
+              </w:rPr>
+              <w:t>aa4e3846517ab590ac91011f3b31e0967a425470cee6546f54169423036c1128</w:t>
+            </w:r>
+          </w:p>
+        </w:tc>
+        <w:tc>
+          <w:tcPr>
+            <w:tcW w:type="dxa" w:w="2448"/>
+          </w:tcPr>
+          <w:p>
+            <w:pPr>
+              <w:spacing w:before="60" w:after="60" w:line="264" w:lineRule="auto"/>
+            </w:pPr>
+            <w:r/>
+            <w:r>
+              <w:rPr>
+                <w:b w:val="0"/>
+                <w:i w:val="0"/>
+                <w:sz w:val="15"/>
+              </w:rPr>
+              <w:t>2</w:t>
+            </w:r>
+          </w:p>
+        </w:tc>
+      </w:tr>
+      <w:tr>
+        <w:tc>
+          <w:tcPr>
+            <w:tcW w:type="dxa" w:w="1152"/>
+          </w:tcPr>
+          <w:p>
+            <w:pPr>
+              <w:spacing w:before="60" w:after="60" w:line="264" w:lineRule="auto"/>
+            </w:pPr>
+            <w:r/>
+            <w:r>
+              <w:rPr>
+                <w:b w:val="0"/>
+                <w:i w:val="0"/>
+                <w:sz w:val="15"/>
+              </w:rPr>
+              <w:t>NEW V9</w:t>
+            </w:r>
+          </w:p>
+        </w:tc>
+        <w:tc>
+          <w:tcPr>
+            <w:tcW w:type="dxa" w:w="6048"/>
+          </w:tcPr>
+          <w:p>
+            <w:pPr>
+              <w:spacing w:before="60" w:after="60" w:line="264" w:lineRule="auto"/>
+            </w:pPr>
+            <w:r/>
+            <w:r>
+              <w:rPr>
+                <w:b w:val="0"/>
+                <w:i w:val="0"/>
+                <w:sz w:val="15"/>
+              </w:rPr>
+              <w:t>9fe70bcc5bff91b6a2eb84b410b006cb2bfb656f6a8d4a79119cefe7a3c8960f</w:t>
+            </w:r>
+          </w:p>
+        </w:tc>
+        <w:tc>
+          <w:tcPr>
+            <w:tcW w:type="dxa" w:w="2448"/>
+          </w:tcPr>
+          <w:p>
+            <w:pPr>
+              <w:spacing w:before="60" w:after="60" w:line="264" w:lineRule="auto"/>
+            </w:pPr>
+            <w:r/>
+            <w:r>
+              <w:rPr>
+                <w:b w:val="0"/>
+                <w:i w:val="0"/>
+                <w:sz w:val="15"/>
+              </w:rPr>
+              <w:t>2</w:t>
+            </w:r>
+          </w:p>
+        </w:tc>
+      </w:tr>
+    </w:tbl>
+    <w:p>
+      <w:pPr>
+        <w:spacing w:after="120"/>
+      </w:pPr>
+    </w:p>
+    <w:p>
+      <w:pPr>
+        <w:spacing w:before="320" w:after="120"/>
+        <w:keepNext w:val="1"/>
+        <w:keepLines w:val="1"/>
+      </w:pPr>
+      <w:r>
+        <w:rPr>
+          <w:b/>
+          <w:i w:val="0"/>
+          <w:color w:val="112345"/>
+          <w:sz w:val="26"/>
+        </w:rPr>
         <w:t>SOURCE FILES</w:t>
       </w:r>
     </w:p>
@@ -1616,7 +2092,7 @@
                 <w:i w:val="0"/>
                 <w:sz w:val="15"/>
               </w:rPr>
-              <w:t>042f0cbfc8d3f4acf98c71632e2c79b448c571fd268966b50d4041b3bed7b0af</w:t>
+              <w:t>5fac0d7f5de04fc4538370b117d15702d5776b094d2f677a346e27a98395aa66</w:t>
             </w:r>
           </w:p>
         </w:tc>
@@ -1656,7 +2132,7 @@
                 <w:i w:val="0"/>
                 <w:sz w:val="15"/>
               </w:rPr>
-              <w:t>bda792550665f7ab8a81682c1d02336651865fae41c26d97fea6ece257a5f36b</w:t>
+              <w:t>d6ee215e5dba592ff5d6abe2fd4605eabaa85def75d4e8d003cb133427c5d4c4</w:t>
             </w:r>
           </w:p>
         </w:tc>
@@ -1776,7 +2252,7 @@
                 <w:i w:val="0"/>
                 <w:sz w:val="15"/>
               </w:rPr>
-              <w:t>aa4e3846517ab590ac91011f3b31e0967a425470cee6546f54169423036c1128</w:t>
+              <w:t>20da1bfd3c1cc8134a6acfc3b10628294455044bbd7bc6662916f9c5dcc51066</w:t>
             </w:r>
           </w:p>
         </w:tc>
@@ -1816,7 +2292,7 @@
                 <w:i w:val="0"/>
                 <w:sz w:val="15"/>
               </w:rPr>
-              <w:t>47484e7f2d170c51e7a2fb5216ca65cdbc4283ce693d821b1252fa3882fedf96</w:t>
+              <w:t>0b0c4b1bb0302328c98947dc721f487d9f33b463fd1fe63f623c755b382fd56c</w:t>
             </w:r>
           </w:p>
         </w:tc>
@@ -1856,7 +2332,7 @@
                 <w:i w:val="0"/>
                 <w:sz w:val="15"/>
               </w:rPr>
-              <w:t>9fe70bcc5bff91b6a2eb84b410b006cb2bfb656f6a8d4a79119cefe7a3c8960f</w:t>
+              <w:t>f1027f75871d155762459e0a814b5feffa69a8a520f0bb384060335f7b468040</w:t>
             </w:r>
           </w:p>
         </w:tc>
@@ -1896,7 +2372,7 @@
                 <w:i w:val="0"/>
                 <w:sz w:val="15"/>
               </w:rPr>
-              <w:t>12102cbb7ebcaee38edd4bf8ac459959525b64acb1e63d6ba127953f602e6842</w:t>
+              <w:t>514a4de8471a7793d9bba16b3ce80aa93df9a04d6614db7bd99342a228ea10fa</w:t>
             </w:r>
           </w:p>
         </w:tc>
@@ -2223,7 +2699,7 @@
                 <w:i w:val="0"/>
                 <w:sz w:val="16"/>
               </w:rPr>
-              <w:t>1,006</w:t>
+              <w:t>1,008</w:t>
             </w:r>
           </w:p>
         </w:tc>
@@ -2242,7 +2718,7 @@
                 <w:i w:val="0"/>
                 <w:sz w:val="16"/>
               </w:rPr>
-              <w:t>6:56 to 7:44</w:t>
+              <w:t>6:57 to 7:45</w:t>
             </w:r>
           </w:p>
         </w:tc>
@@ -2261,7 +2737,7 @@
                 <w:i w:val="0"/>
                 <w:sz w:val="16"/>
               </w:rPr>
-              <w:t>1006 words, identical and in order</w:t>
+              <w:t>1008 words, identical and in order</w:t>
             </w:r>
           </w:p>
         </w:tc>
@@ -2379,7 +2855,7 @@
                 <w:i w:val="0"/>
                 <w:sz w:val="16"/>
               </w:rPr>
-              <w:t>730</w:t>
+              <w:t>732</w:t>
             </w:r>
           </w:p>
         </w:tc>
@@ -2398,7 +2874,7 @@
                 <w:i w:val="0"/>
                 <w:sz w:val="16"/>
               </w:rPr>
-              <w:t>5:02 to 5:37</w:t>
+              <w:t>5:03 to 5:38</w:t>
             </w:r>
           </w:p>
         </w:tc>
@@ -2417,7 +2893,7 @@
                 <w:i w:val="0"/>
                 <w:sz w:val="16"/>
               </w:rPr>
-              <w:t>730 words, identical and in order</w:t>
+              <w:t>732 words, identical and in order</w:t>
             </w:r>
           </w:p>
         </w:tc>
@@ -2457,7 +2933,7 @@
                 <w:i w:val="0"/>
                 <w:sz w:val="16"/>
               </w:rPr>
-              <w:t>786</w:t>
+              <w:t>785</w:t>
             </w:r>
           </w:p>
         </w:tc>
@@ -2476,7 +2952,7 @@
                 <w:i w:val="0"/>
                 <w:sz w:val="16"/>
               </w:rPr>
-              <w:t>5:25 to 6:03</w:t>
+              <w:t>5:25 to 6:02</w:t>
             </w:r>
           </w:p>
         </w:tc>
@@ -2495,7 +2971,7 @@
                 <w:i w:val="0"/>
                 <w:sz w:val="16"/>
               </w:rPr>
-              <w:t>786 words, identical and in order</w:t>
+              <w:t>785 words, identical and in order</w:t>
             </w:r>
           </w:p>
         </w:tc>

--- a/deliverables/SPRINT_V4-V9/_shared/NEW_V4-V9_SPRINT_MASTER_SOURCE_HIERARCHY_AND_NUMBER_MAP.docx
+++ b/deliverables/SPRINT_V4-V9/_shared/NEW_V4-V9_SPRINT_MASTER_SOURCE_HIERARCHY_AND_NUMBER_MAP.docx
@@ -68,7 +68,7 @@
         <w:rPr>
           <w:sz w:val="21"/>
         </w:rPr>
-        <w:t>Sunday, September 13, 2026 | 8:44 PM CT</w:t>
+        <w:t>Monday, September 14, 2026 | 5:48 AM CT</w:t>
       </w:r>
     </w:p>
     <w:p>
@@ -1285,7 +1285,7 @@
           <w:i w:val="0"/>
           <w:sz w:val="21"/>
         </w:rPr>
-        <w:t>Five spoken sentences were replaced across NEW V6, NEW V8 and NEW V9 by explicit authorization on September 13. The supplied source is never edited: the corrected documents live in _source_v2, and a byte-identical copy of every supplied file is preserved under _source_v2/_pre_correction, so the change can be audited in both directions. The hashes below are the corrected layer, which is what every package was built from.</w:t>
+        <w:t>Six spoken sentences have been replaced by explicit authorization: five source-language corrections on September 13 across NEW V6, NEW V8 and NEW V9, and one public employer anonymization in NEW V6 on September 14. The supplied source is never edited: the corrected documents live in _source_v2, and a byte-identical copy of every supplied file is preserved under _source_v2/_pre_correction, so the change can be audited in both directions. The hashes below are the corrected layer, which is what every package was built from.</w:t>
       </w:r>
     </w:p>
     <w:tbl>
@@ -1547,7 +1547,7 @@
                 <w:i w:val="0"/>
                 <w:sz w:val="15"/>
               </w:rPr>
-              <w:t>1</w:t>
+              <w:t>2</w:t>
             </w:r>
           </w:p>
         </w:tc>
@@ -1734,6 +1734,74 @@
       <w:pPr>
         <w:spacing w:after="120"/>
       </w:pPr>
+    </w:p>
+    <w:p>
+      <w:pPr>
+        <w:spacing w:before="320" w:after="120"/>
+        <w:keepNext w:val="1"/>
+        <w:keepLines w:val="1"/>
+      </w:pPr>
+      <w:r>
+        <w:rPr>
+          <w:b/>
+          <w:i w:val="0"/>
+          <w:color w:val="112345"/>
+          <w:sz w:val="26"/>
+        </w:rPr>
+        <w:t>APPROVED DESCRIPTION PACKAGE</w:t>
+      </w:r>
+    </w:p>
+    <w:p>
+      <w:pPr>
+        <w:spacing w:after="80"/>
+      </w:pPr>
+      <w:r>
+        <w:rPr>
+          <w:b/>
+          <w:color w:val="8A6D1E"/>
+          <w:sz w:val="20"/>
+        </w:rPr>
+        <w:t xml:space="preserve">File  </w:t>
+      </w:r>
+      <w:r>
+        <w:rPr>
+          <w:sz w:val="21"/>
+        </w:rPr>
+        <w:t>NEW_V4-V9_YouTube_Descriptions_REVISED_Resources_Emojis_COMBINED.docx</w:t>
+      </w:r>
+    </w:p>
+    <w:p>
+      <w:pPr>
+        <w:spacing w:after="80"/>
+      </w:pPr>
+      <w:r>
+        <w:rPr>
+          <w:b/>
+          <w:color w:val="8A6D1E"/>
+          <w:sz w:val="20"/>
+        </w:rPr>
+        <w:t xml:space="preserve">SHA-256  </w:t>
+      </w:r>
+      <w:r>
+        <w:rPr>
+          <w:sz w:val="21"/>
+        </w:rPr>
+        <w:t>00dc05299438b4770ead7751c28ac1684f803bbf913f30d55b71d2b6ef26be0d</w:t>
+      </w:r>
+    </w:p>
+    <w:p>
+      <w:pPr>
+        <w:spacing w:before="100" w:after="200"/>
+      </w:pPr>
+      <w:r>
+        <w:rPr>
+          <w:b w:val="0"/>
+          <w:i w:val="0"/>
+          <w:color w:val="5A6B82"/>
+          <w:sz w:val="19"/>
+        </w:rPr>
+        <w:t>Approved September 14, 2026. Supersedes the description copy this build previously authored, and is reproduced verbatim in every publishing document.</w:t>
+      </w:r>
     </w:p>
     <w:p>
       <w:pPr>
@@ -2092,7 +2160,7 @@
                 <w:i w:val="0"/>
                 <w:sz w:val="15"/>
               </w:rPr>
-              <w:t>5fac0d7f5de04fc4538370b117d15702d5776b094d2f677a346e27a98395aa66</w:t>
+              <w:t>72a2b19fc317abbd59e43a939b767e45b39fd2be68daba9c44c5c0bc0e264c5b</w:t>
             </w:r>
           </w:p>
         </w:tc>
@@ -2132,7 +2200,7 @@
                 <w:i w:val="0"/>
                 <w:sz w:val="15"/>
               </w:rPr>
-              <w:t>d6ee215e5dba592ff5d6abe2fd4605eabaa85def75d4e8d003cb133427c5d4c4</w:t>
+              <w:t>95a61d24357bb0411f0a835fed2aea61eeba994764f549ddc672613fc474b5bb</w:t>
             </w:r>
           </w:p>
         </w:tc>
@@ -2699,7 +2767,7 @@
                 <w:i w:val="0"/>
                 <w:sz w:val="16"/>
               </w:rPr>
-              <w:t>1,008</w:t>
+              <w:t>1,010</w:t>
             </w:r>
           </w:p>
         </w:tc>
@@ -2718,7 +2786,7 @@
                 <w:i w:val="0"/>
                 <w:sz w:val="16"/>
               </w:rPr>
-              <w:t>6:57 to 7:45</w:t>
+              <w:t>6:58 to 7:46</w:t>
             </w:r>
           </w:p>
         </w:tc>
@@ -2737,7 +2805,7 @@
                 <w:i w:val="0"/>
                 <w:sz w:val="16"/>
               </w:rPr>
-              <w:t>1008 words, identical and in order</w:t>
+              <w:t>1010 words, identical and in order</w:t>
             </w:r>
           </w:p>
         </w:tc>
